--- a/UnrealConnectServer_last/MainServer/Claim Of Core Server Low.docx
+++ b/UnrealConnectServer_last/MainServer/Claim Of Core Server Low.docx
@@ -192,11 +192,6 @@
       </w:r>
     </w:p>
     <w:p>
-      <w:pPr>
-        <w:rPr>
-          <w:rFonts w:hint="eastAsia"/>
-        </w:rPr>
-      </w:pPr>
       <w:r>
         <w:rPr>
           <w:rFonts w:hint="eastAsia"/>
@@ -473,21 +468,12 @@
     <w:p>
       <w:pPr>
         <w:ind w:firstLineChars="50" w:firstLine="110"/>
-        <w:rPr>
-          <w:rFonts w:hint="eastAsia"/>
-        </w:rPr>
-      </w:pPr>
-      <w:r>
-        <w:rPr>
-          <w:rFonts w:hint="eastAsia"/>
-        </w:rPr>
-        <w:t>&gt;</w:t>
-      </w:r>
-      <w:r>
-        <w:rPr>
-          <w:rFonts w:hint="eastAsia"/>
-        </w:rPr>
-        <w:t>Completed I/O Works Handling (Data Assemble, Logic Execution)</w:t>
+      </w:pPr>
+      <w:r>
+        <w:rPr>
+          <w:rFonts w:hint="eastAsia"/>
+        </w:rPr>
+        <w:t>&gt;Completed I/O Works Handling (Data Assemble, Logic Execution)</w:t>
       </w:r>
     </w:p>
     <w:p>
@@ -513,11 +499,6 @@
       </w:r>
     </w:p>
     <w:p>
-      <w:pPr>
-        <w:rPr>
-          <w:rFonts w:hint="eastAsia"/>
-        </w:rPr>
-      </w:pPr>
       <w:r>
         <w:rPr>
           <w:rFonts w:hint="eastAsia"/>
@@ -563,49 +544,199 @@
         <w:t>[Client Try to Check Login Auth]</w:t>
       </w:r>
     </w:p>
+    <w:p>
+      <w:pPr>
+        <w:rPr>
+          <w:rFonts w:hint="eastAsia"/>
+        </w:rPr>
+      </w:pPr>
+      <w:r>
+        <w:rPr>
+          <w:rFonts w:hint="eastAsia"/>
+        </w:rPr>
+        <w:t xml:space="preserve">Client </w:t>
+      </w:r>
+      <w:r>
+        <w:t>Account</w:t>
+      </w:r>
+      <w:r>
+        <w:rPr>
+          <w:rFonts w:hint="eastAsia"/>
+        </w:rPr>
+        <w:t xml:space="preserve"> DB</w:t>
+      </w:r>
+    </w:p>
+    <w:p>
+      <w:pPr>
+        <w:rPr>
+          <w:rFonts w:hint="eastAsia"/>
+        </w:rPr>
+      </w:pPr>
+    </w:p>
+    <w:p>
+      <w:r>
+        <w:rPr>
+          <w:rFonts w:hint="eastAsia"/>
+        </w:rPr>
+        <w:t>[Session Synchronization]</w:t>
+      </w:r>
+    </w:p>
+    <w:p>
+      <w:r>
+        <w:rPr>
+          <w:rFonts w:hint="eastAsia"/>
+        </w:rPr>
+        <w:t xml:space="preserve">Packet Assemble using IO </w:t>
+      </w:r>
+      <w:proofErr w:type="spellStart"/>
+      <w:r>
+        <w:rPr>
+          <w:rFonts w:hint="eastAsia"/>
+        </w:rPr>
+        <w:t>Ringbuffer</w:t>
+      </w:r>
+      <w:proofErr w:type="spellEnd"/>
+      <w:r>
+        <w:rPr>
+          <w:rFonts w:hint="eastAsia"/>
+        </w:rPr>
+        <w:t xml:space="preserve"> processing</w:t>
+      </w:r>
+    </w:p>
     <w:p/>
     <w:p>
       <w:r>
         <w:rPr>
           <w:rFonts w:hint="eastAsia"/>
         </w:rPr>
-        <w:t>[Session Synchronization]</w:t>
-      </w:r>
-    </w:p>
-    <w:p>
-      <w:pPr>
-        <w:rPr>
-          <w:rFonts w:hint="eastAsia"/>
-        </w:rPr>
-      </w:pPr>
-      <w:r>
-        <w:rPr>
-          <w:rFonts w:hint="eastAsia"/>
-        </w:rPr>
-        <w:t xml:space="preserve">Packet Assemble using IO </w:t>
+        <w:t>[</w:t>
+      </w:r>
+      <w:r>
+        <w:rPr>
+          <w:rFonts w:hint="eastAsia"/>
+        </w:rPr>
+        <w:t>Create Match</w:t>
+      </w:r>
+      <w:r>
+        <w:rPr>
+          <w:rFonts w:hint="eastAsia"/>
+        </w:rPr>
+        <w:t>]</w:t>
+      </w:r>
+    </w:p>
+    <w:p/>
+    <w:p>
+      <w:r>
+        <w:rPr>
+          <w:rFonts w:hint="eastAsia"/>
+        </w:rPr>
+        <w:t>[Check Heartbeat Connection]</w:t>
+      </w:r>
+    </w:p>
+    <w:p/>
+    <w:p>
+      <w:r>
+        <w:rPr>
+          <w:rFonts w:hint="eastAsia"/>
+        </w:rPr>
+        <w:t>[Packet Processing]</w:t>
+      </w:r>
+    </w:p>
+    <w:p>
+      <w:r>
+        <w:rPr>
+          <w:rFonts w:hint="eastAsia"/>
+        </w:rPr>
+        <w:t xml:space="preserve"> { </w:t>
       </w:r>
       <w:proofErr w:type="spellStart"/>
       <w:r>
         <w:rPr>
           <w:rFonts w:hint="eastAsia"/>
         </w:rPr>
-        <w:t>Ringbuffer</w:t>
+        <w:t>PacketHeader</w:t>
       </w:r>
       <w:proofErr w:type="spellEnd"/>
       <w:r>
         <w:rPr>
           <w:rFonts w:hint="eastAsia"/>
         </w:rPr>
-        <w:t xml:space="preserve"> processing</w:t>
-      </w:r>
-    </w:p>
-    <w:p>
-      <w:pPr>
-        <w:rPr>
-          <w:rFonts w:hint="eastAsia"/>
-        </w:rPr>
-      </w:pPr>
-    </w:p>
+        <w:t xml:space="preserve"> (Size + </w:t>
+      </w:r>
+      <w:proofErr w:type="spellStart"/>
+      <w:r>
+        <w:rPr>
+          <w:rFonts w:hint="eastAsia"/>
+        </w:rPr>
+        <w:t>PacketID</w:t>
+      </w:r>
+      <w:proofErr w:type="spellEnd"/>
+      <w:r>
+        <w:rPr>
+          <w:rFonts w:hint="eastAsia"/>
+        </w:rPr>
+        <w:t xml:space="preserve">) } { </w:t>
+      </w:r>
+      <w:proofErr w:type="spellStart"/>
+      <w:r>
+        <w:rPr>
+          <w:rFonts w:hint="eastAsia"/>
+        </w:rPr>
+        <w:t>PacketData</w:t>
+      </w:r>
+      <w:proofErr w:type="spellEnd"/>
+      <w:r>
+        <w:rPr>
+          <w:rFonts w:hint="eastAsia"/>
+        </w:rPr>
+        <w:t xml:space="preserve"> }</w:t>
+      </w:r>
+    </w:p>
+    <w:p>
+      <w:pPr>
+        <w:ind w:firstLineChars="100" w:firstLine="220"/>
+      </w:pPr>
+      <w:r>
+        <w:rPr>
+          <w:rFonts w:hint="eastAsia"/>
+        </w:rPr>
+        <w:t>&gt;Packet Type</w:t>
+      </w:r>
+    </w:p>
+    <w:p>
+      <w:r>
+        <w:rPr>
+          <w:rFonts w:hint="eastAsia"/>
+        </w:rPr>
+        <w:lastRenderedPageBreak/>
+        <w:t>0: Login Packet</w:t>
+      </w:r>
+    </w:p>
+    <w:p>
+      <w:r>
+        <w:rPr>
+          <w:rFonts w:hint="eastAsia"/>
+        </w:rPr>
+        <w:t>1: Update Packet</w:t>
+      </w:r>
+    </w:p>
+    <w:p>
+      <w:r>
+        <w:rPr>
+          <w:rFonts w:hint="eastAsia"/>
+        </w:rPr>
+        <w:t>2: Move Event Packet</w:t>
+      </w:r>
+    </w:p>
+    <w:p>
+      <w:r>
+        <w:rPr>
+          <w:rFonts w:hint="eastAsia"/>
+        </w:rPr>
+        <w:t>3: Attack Event Packet</w:t>
+      </w:r>
+    </w:p>
+    <w:p/>
     <w:p>
       <w:r>
         <w:rPr>
@@ -614,10 +745,16 @@
         <w:t>[</w:t>
       </w:r>
       <w:r>
-        <w:rPr>
-          <w:rFonts w:hint="eastAsia"/>
-        </w:rPr>
-        <w:t>Create Match</w:t>
+        <w:t>Game logic processing by rec</w:t>
+      </w:r>
+      <w:r>
+        <w:rPr>
+          <w:rFonts w:hint="eastAsia"/>
+        </w:rPr>
+        <w:t>e</w:t>
+      </w:r>
+      <w:r>
+        <w:t>ived event packet</w:t>
       </w:r>
       <w:r>
         <w:rPr>
@@ -626,151 +763,7 @@
         <w:t>]</w:t>
       </w:r>
     </w:p>
-    <w:p/>
-    <w:p>
-      <w:r>
-        <w:rPr>
-          <w:rFonts w:hint="eastAsia"/>
-        </w:rPr>
-        <w:t>[Check Heartbeat Connection]</w:t>
-      </w:r>
-    </w:p>
-    <w:p/>
-    <w:p>
-      <w:r>
-        <w:rPr>
-          <w:rFonts w:hint="eastAsia"/>
-        </w:rPr>
-        <w:t>[Packet Processing]</w:t>
-      </w:r>
-    </w:p>
-    <w:p>
-      <w:r>
-        <w:rPr>
-          <w:rFonts w:hint="eastAsia"/>
-        </w:rPr>
-        <w:t xml:space="preserve"> { </w:t>
-      </w:r>
-      <w:proofErr w:type="spellStart"/>
-      <w:r>
-        <w:rPr>
-          <w:rFonts w:hint="eastAsia"/>
-        </w:rPr>
-        <w:t>PacketHeader</w:t>
-      </w:r>
-      <w:proofErr w:type="spellEnd"/>
-      <w:r>
-        <w:rPr>
-          <w:rFonts w:hint="eastAsia"/>
-        </w:rPr>
-        <w:t xml:space="preserve"> (Size + </w:t>
-      </w:r>
-      <w:proofErr w:type="spellStart"/>
-      <w:r>
-        <w:rPr>
-          <w:rFonts w:hint="eastAsia"/>
-        </w:rPr>
-        <w:t>PacketID</w:t>
-      </w:r>
-      <w:proofErr w:type="spellEnd"/>
-      <w:r>
-        <w:rPr>
-          <w:rFonts w:hint="eastAsia"/>
-        </w:rPr>
-        <w:t xml:space="preserve">) } { </w:t>
-      </w:r>
-      <w:proofErr w:type="spellStart"/>
-      <w:r>
-        <w:rPr>
-          <w:rFonts w:hint="eastAsia"/>
-        </w:rPr>
-        <w:t>PacketData</w:t>
-      </w:r>
-      <w:proofErr w:type="spellEnd"/>
-      <w:r>
-        <w:rPr>
-          <w:rFonts w:hint="eastAsia"/>
-        </w:rPr>
-        <w:t xml:space="preserve"> }</w:t>
-      </w:r>
-    </w:p>
-    <w:p>
-      <w:pPr>
-        <w:ind w:firstLineChars="100" w:firstLine="220"/>
-      </w:pPr>
-      <w:r>
-        <w:rPr>
-          <w:rFonts w:hint="eastAsia"/>
-        </w:rPr>
-        <w:t>&gt;Packet Type</w:t>
-      </w:r>
-    </w:p>
-    <w:p>
-      <w:r>
-        <w:rPr>
-          <w:rFonts w:hint="eastAsia"/>
-        </w:rPr>
-        <w:t>0: Login Packet</w:t>
-      </w:r>
-    </w:p>
-    <w:p>
-      <w:r>
-        <w:rPr>
-          <w:rFonts w:hint="eastAsia"/>
-        </w:rPr>
-        <w:lastRenderedPageBreak/>
-        <w:t>1: Update Packet</w:t>
-      </w:r>
-    </w:p>
-    <w:p>
-      <w:r>
-        <w:rPr>
-          <w:rFonts w:hint="eastAsia"/>
-        </w:rPr>
-        <w:t>2: Move Event Packet</w:t>
-      </w:r>
-    </w:p>
-    <w:p>
-      <w:r>
-        <w:rPr>
-          <w:rFonts w:hint="eastAsia"/>
-        </w:rPr>
-        <w:t>3: Attack Event Packet</w:t>
-      </w:r>
-    </w:p>
-    <w:p/>
-    <w:p>
-      <w:r>
-        <w:rPr>
-          <w:rFonts w:hint="eastAsia"/>
-        </w:rPr>
-        <w:t>[</w:t>
-      </w:r>
-      <w:r>
-        <w:t>Game logic processing by rec</w:t>
-      </w:r>
-      <w:r>
-        <w:rPr>
-          <w:rFonts w:hint="eastAsia"/>
-        </w:rPr>
-        <w:t>e</w:t>
-      </w:r>
-      <w:r>
-        <w:t>ived event packet</w:t>
-      </w:r>
-      <w:r>
-        <w:rPr>
-          <w:rFonts w:hint="eastAsia"/>
-        </w:rPr>
-        <w:t>]</w:t>
-      </w:r>
-    </w:p>
-    <w:p>
-      <w:pPr>
-        <w:rPr>
-          <w:rFonts w:hint="eastAsia"/>
-        </w:rPr>
-      </w:pPr>
+    <w:p>
       <w:r>
         <w:rPr>
           <w:rFonts w:hint="eastAsia"/>
@@ -938,11 +931,6 @@
       </w:r>
     </w:p>
     <w:p>
-      <w:pPr>
-        <w:rPr>
-          <w:rFonts w:hint="eastAsia"/>
-        </w:rPr>
-      </w:pPr>
       <w:r>
         <w:rPr>
           <w:rFonts w:hint="eastAsia"/>
@@ -965,11 +953,6 @@
       </w:r>
     </w:p>
     <w:p>
-      <w:pPr>
-        <w:rPr>
-          <w:rFonts w:hint="eastAsia"/>
-        </w:rPr>
-      </w:pPr>
       <w:r>
         <w:rPr>
           <w:rFonts w:hint="eastAsia"/>
@@ -984,11 +967,6 @@
       </w:r>
     </w:p>
     <w:p>
-      <w:pPr>
-        <w:rPr>
-          <w:rFonts w:hint="eastAsia"/>
-        </w:rPr>
-      </w:pPr>
       <w:proofErr w:type="spellStart"/>
       <w:r>
         <w:rPr>
@@ -1031,11 +1009,6 @@
       </w:r>
     </w:p>
     <w:p>
-      <w:pPr>
-        <w:rPr>
-          <w:rFonts w:hint="eastAsia"/>
-        </w:rPr>
-      </w:pPr>
       <w:r>
         <w:rPr>
           <w:rFonts w:hint="eastAsia"/>
@@ -1061,11 +1034,6 @@
       <w:proofErr w:type="spellEnd"/>
     </w:p>
     <w:p>
-      <w:pPr>
-        <w:rPr>
-          <w:rFonts w:hint="eastAsia"/>
-        </w:rPr>
-      </w:pPr>
       <w:r>
         <w:rPr>
           <w:rFonts w:hint="eastAsia"/>
@@ -1080,11 +1048,6 @@
       </w:r>
     </w:p>
     <w:p>
-      <w:pPr>
-        <w:rPr>
-          <w:rFonts w:hint="eastAsia"/>
-        </w:rPr>
-      </w:pPr>
       <w:r>
         <w:rPr>
           <w:rFonts w:hint="eastAsia"/>
@@ -1107,24 +1070,11 @@
       <w:proofErr w:type="spellEnd"/>
     </w:p>
     <w:p>
-      <w:pPr>
-        <w:rPr>
-          <w:rFonts w:hint="eastAsia"/>
-        </w:rPr>
-      </w:pPr>
-      <w:proofErr w:type="gramStart"/>
-      <w:r>
-        <w:rPr>
-          <w:rFonts w:hint="eastAsia"/>
-        </w:rPr>
-        <w:t>Await</w:t>
-      </w:r>
-      <w:proofErr w:type="gramEnd"/>
-      <w:r>
-        <w:rPr>
-          <w:rFonts w:hint="eastAsia"/>
-        </w:rPr>
-        <w:t xml:space="preserve"> next </w:t>
+      <w:r>
+        <w:rPr>
+          <w:rFonts w:hint="eastAsia"/>
+        </w:rPr>
+        <w:t xml:space="preserve">Await next </w:t>
       </w:r>
       <w:proofErr w:type="spellStart"/>
       <w:r>
@@ -1212,6 +1162,7 @@
         <w:rPr>
           <w:rFonts w:hint="eastAsia"/>
         </w:rPr>
+        <w:lastRenderedPageBreak/>
         <w:t>SendQueue</w:t>
       </w:r>
       <w:proofErr w:type="spellEnd"/>
@@ -1227,16 +1178,10 @@
         <w:rPr>
           <w:rFonts w:hint="eastAsia"/>
         </w:rPr>
-        <w:lastRenderedPageBreak/>
         <w:t xml:space="preserve">Check Transfer: </w:t>
       </w:r>
     </w:p>
     <w:p>
-      <w:pPr>
-        <w:rPr>
-          <w:rFonts w:hint="eastAsia"/>
-        </w:rPr>
-      </w:pPr>
       <w:r>
         <w:rPr>
           <w:rFonts w:hint="eastAsia"/>
@@ -1306,13 +1251,7 @@
         <w:t>[Send Queue Lock]</w:t>
       </w:r>
     </w:p>
-    <w:p>
-      <w:pPr>
-        <w:rPr>
-          <w:rFonts w:hint="eastAsia"/>
-        </w:rPr>
-      </w:pPr>
-    </w:p>
+    <w:p/>
     <w:sectPr>
       <w:pgSz w:w="11906" w:h="16838"/>
       <w:pgMar w:top="1701" w:right="1440" w:bottom="1440" w:left="1440" w:header="851" w:footer="992" w:gutter="0"/>
@@ -2445,6 +2384,7 @@
   <w:style w:type="character" w:default="1" w:styleId="a0">
     <w:name w:val="Default Paragraph Font"/>
     <w:uiPriority w:val="1"/>
+    <w:semiHidden/>
     <w:unhideWhenUsed/>
   </w:style>
   <w:style w:type="table" w:default="1" w:styleId="a1">
